--- a/devoir-niger/memo-final/word/Niger_Policy_Memo_2pages.docx
+++ b/devoir-niger/memo-final/word/Niger_Policy_Memo_2pages.docx
@@ -176,115 +176,74 @@
                 <w:rFonts w:ascii="Times New Roman" w:hAnsi="Times New Roman"/>
                 <w:sz w:val="20"/>
               </w:rPr>
-              <w:t xml:space="preserve">What Niger stands to lose, and gains if warming is limited</w:t>
+              <w:t xml:space="preserve">Climate risks for Niger and the case for limiting global warming</w:t>
             </w:r>
           </w:p>
         </w:tc>
       </w:tr>
     </w:tbl>
+    <w:bookmarkStart w:id="20" w:name="summary"/>
     <w:p>
       <w:pPr>
-        <w:pStyle w:val="KeyBoxTitle"/>
-      </w:pPr>
-      <w:r>
-        <w:rPr>
-          <w:bCs/>
-          <w:b/>
-        </w:rPr>
-        <w:t xml:space="preserve">Key message</w:t>
+        <w:pStyle w:val="Heading1"/>
+      </w:pPr>
+      <w:r>
+        <w:t xml:space="preserve">Summary</w:t>
       </w:r>
     </w:p>
     <w:p>
       <w:pPr>
-        <w:pStyle w:val="KeyBox"/>
-      </w:pPr>
-      <w:r>
-        <w:rPr>
-          <w:bCs/>
-          <w:b/>
-        </w:rPr>
-        <w:t xml:space="preserve">Under current global policies, days of dangerous heat in Niger would triple by 2100, from about 31 a</w:t>
-      </w:r>
-      <w:r>
-        <w:rPr>
-          <w:bCs/>
-          <w:b/>
-        </w:rPr>
-        <w:t xml:space="preserve"> </w:t>
-      </w:r>
-      <w:r>
-        <w:rPr>
-          <w:bCs/>
-          <w:b/>
-        </w:rPr>
-        <w:t xml:space="preserve">year to 91; holding warming below 2 °C would cap them at about 42.</w:t>
-      </w:r>
-      <w:r>
-        <w:t xml:space="preserve"> </w:t>
-      </w:r>
-      <w:r>
-        <w:t xml:space="preserve">In a country where farming and herding</w:t>
-      </w:r>
-      <w:r>
-        <w:t xml:space="preserve"> </w:t>
-      </w:r>
-      <w:r>
-        <w:t xml:space="preserve">employ over 80 % of workers, mostly outdoors, this is the largest avoidable loss. Severe drought, however,</w:t>
-      </w:r>
-      <w:r>
-        <w:t xml:space="preserve"> </w:t>
-      </w:r>
-      <w:r>
-        <w:t xml:space="preserve">spreads to almost the whole territory by 2030 in every scenario:</w:t>
-      </w:r>
-      <w:r>
-        <w:t xml:space="preserve"> </w:t>
-      </w:r>
-      <w:r>
-        <w:rPr>
-          <w:bCs/>
-          <w:b/>
-        </w:rPr>
-        <w:t xml:space="preserve">Niger must press for a rapid global</w:t>
-      </w:r>
-      <w:r>
-        <w:rPr>
-          <w:bCs/>
-          <w:b/>
-        </w:rPr>
-        <w:t xml:space="preserve"> </w:t>
-      </w:r>
-      <w:r>
-        <w:rPr>
-          <w:bCs/>
-          <w:b/>
-        </w:rPr>
-        <w:t xml:space="preserve">phase-out of emissions and secure finance to adapt now.</w:t>
+        <w:pStyle w:val="FirstParagraph"/>
+      </w:pPr>
+      <w:r>
+        <w:t xml:space="preserve">Niger faces a sharp rise in dangerous heat. Under current global policies, days of dangerous heat would</w:t>
+      </w:r>
+      <w:r>
+        <w:t xml:space="preserve"> </w:t>
+      </w:r>
+      <w:r>
+        <w:t xml:space="preserve">increase from 31 a year today to 91 by 2100. Below 2 °C of warming, they would stay near 42. Severe drought</w:t>
+      </w:r>
+      <w:r>
+        <w:t xml:space="preserve"> </w:t>
+      </w:r>
+      <w:r>
+        <w:t xml:space="preserve">will affect almost the whole country by 2030 in all scenarios. Niger should support rapid global emission</w:t>
+      </w:r>
+      <w:r>
+        <w:t xml:space="preserve"> </w:t>
+      </w:r>
+      <w:r>
+        <w:t xml:space="preserve">cuts and seek adaptation finance now.</w:t>
       </w:r>
     </w:p>
-    <w:bookmarkStart w:id="22" w:name="why-the-stakes-are-high"/>
+    <w:bookmarkEnd w:id="20"/>
+    <w:bookmarkStart w:id="23" w:name="a.-situation"/>
     <w:p>
       <w:pPr>
         <w:pStyle w:val="Heading1"/>
       </w:pPr>
       <w:r>
-        <w:t xml:space="preserve">1. Why the stakes are high</w:t>
+        <w:t xml:space="preserve">A. Situation</w:t>
       </w:r>
     </w:p>
     <w:p>
       <w:pPr>
-        <w:pStyle w:val="FirstParagraph"/>
-      </w:pPr>
-      <w:r>
-        <w:t xml:space="preserve">Agriculture and livestock generate almost 40 % of GDP and depend overwhelmingly on rainfall</w:t>
-      </w:r>
-      <w:r>
-        <w:t xml:space="preserve"> </w:t>
-      </w:r>
-      <w:r>
-        <w:t xml:space="preserve">(</w:t>
-      </w:r>
-      <w:hyperlink r:id="rId20">
+        <w:numPr>
+          <w:ilvl w:val="0"/>
+          <w:numId w:val="1001"/>
+        </w:numPr>
+      </w:pPr>
+      <w:r>
+        <w:t xml:space="preserve">Agriculture and livestock generate almost 40 % of GDP and over 80 % of jobs. Both depend on</w:t>
+      </w:r>
+      <w:r>
+        <w:t xml:space="preserve"> </w:t>
+      </w:r>
+      <w:r>
+        <w:t xml:space="preserve">rainfall (</w:t>
+      </w:r>
+      <w:hyperlink r:id="rId21">
         <w:r>
           <w:rPr>
             <w:rStyle w:val="Hyperlink"/>
@@ -293,15 +252,26 @@
         </w:r>
       </w:hyperlink>
       <w:r>
-        <w:t xml:space="preserve">). Shocks are already deadly: the 2024 floods killed 339 people and affected more than</w:t>
-      </w:r>
-      <w:r>
-        <w:t xml:space="preserve"> </w:t>
-      </w:r>
-      <w:r>
-        <w:t xml:space="preserve">1.1 million (</w:t>
-      </w:r>
-      <w:hyperlink r:id="rId21">
+        <w:t xml:space="preserve">).</w:t>
+      </w:r>
+    </w:p>
+    <w:p>
+      <w:pPr>
+        <w:numPr>
+          <w:ilvl w:val="0"/>
+          <w:numId w:val="1001"/>
+        </w:numPr>
+      </w:pPr>
+      <w:r>
+        <w:t xml:space="preserve">Climate shocks are already severe. The 2024 floods killed 339 people and affected 1.1 million</w:t>
+      </w:r>
+      <w:r>
+        <w:t xml:space="preserve"> </w:t>
+      </w:r>
+      <w:r>
+        <w:t xml:space="preserve">(</w:t>
+      </w:r>
+      <w:hyperlink r:id="rId22">
         <w:r>
           <w:rPr>
             <w:rStyle w:val="Hyperlink"/>
@@ -310,23 +280,28 @@
         </w:r>
       </w:hyperlink>
       <w:r>
-        <w:t xml:space="preserve">). Yet Niger’s share of global emissions is negligible, so its losses can only be limited by</w:t>
-      </w:r>
-      <w:r>
-        <w:t xml:space="preserve"> </w:t>
-      </w:r>
-      <w:r>
-        <w:t xml:space="preserve">others’ cuts.</w:t>
+        <w:t xml:space="preserve">).</w:t>
       </w:r>
     </w:p>
-    <w:bookmarkEnd w:id="22"/>
-    <w:bookmarkStart w:id="30" w:name="Xbfc6f18dc7299200306a627d730de1d8c7a926a"/>
     <w:p>
       <w:pPr>
+        <w:numPr>
+          <w:ilvl w:val="0"/>
+          <w:numId w:val="1001"/>
+        </w:numPr>
+      </w:pPr>
+      <w:r>
+        <w:t xml:space="preserve">Niger’s emissions are negligible. Its exposure depends on the emissions of other countries.</w:t>
+      </w:r>
+    </w:p>
+    <w:bookmarkEnd w:id="23"/>
+    <w:bookmarkStart w:id="31" w:name="b.-projected-impacts"/>
+    <w:p>
+      <w:pPr>
         <w:pStyle w:val="Heading1"/>
       </w:pPr>
       <w:r>
-        <w:t xml:space="preserve">2. Three priority impacts in 2100: below 2 °C versus current policies</w:t>
+        <w:t xml:space="preserve">B. Projected impacts</w:t>
       </w:r>
     </w:p>
     <w:tbl>
@@ -346,11 +321,10 @@
         <w:tblLayout w:type="fixed"/>
       </w:tblPr>
       <w:tblGrid>
-        <w:gridCol w:w="1701"/>
-        <w:gridCol w:w="907"/>
-        <w:gridCol w:w="1077"/>
-        <w:gridCol w:w="1247"/>
-        <w:gridCol w:w="4706"/>
+        <w:gridCol w:w="3969"/>
+        <w:gridCol w:w="1360"/>
+        <w:gridCol w:w="1927"/>
+        <w:gridCol w:w="2381"/>
       </w:tblGrid>
       <w:tr>
         <w:trPr>
@@ -358,7 +332,7 @@
         </w:trPr>
         <w:tc>
           <w:tcPr>
-            <w:tcW w:type="dxa" w:w="1701"/>
+            <w:tcW w:type="dxa" w:w="3969"/>
             <w:tcBorders>
               <w:bottom w:val="single" w:sz="6" w:color="000000"/>
             </w:tcBorders>
@@ -382,7 +356,7 @@
         </w:tc>
         <w:tc>
           <w:tcPr>
-            <w:tcW w:type="dxa" w:w="907"/>
+            <w:tcW w:type="dxa" w:w="1361"/>
             <w:tcBorders>
               <w:bottom w:val="single" w:sz="6" w:color="000000"/>
             </w:tcBorders>
@@ -406,7 +380,7 @@
         </w:tc>
         <w:tc>
           <w:tcPr>
-            <w:tcW w:type="dxa" w:w="1077"/>
+            <w:tcW w:type="dxa" w:w="1928"/>
             <w:tcBorders>
               <w:bottom w:val="single" w:sz="6" w:color="000000"/>
             </w:tcBorders>
@@ -424,13 +398,13 @@
                 <w:b/>
                 <w:sz w:val="20"/>
               </w:rPr>
-              <w:t xml:space="preserve">Below 2 °C</w:t>
+              <w:t xml:space="preserve">2100, below 2 °C</w:t>
             </w:r>
           </w:p>
         </w:tc>
         <w:tc>
           <w:tcPr>
-            <w:tcW w:type="dxa" w:w="1247"/>
+            <w:tcW w:type="dxa" w:w="2381"/>
             <w:tcBorders>
               <w:bottom w:val="single" w:sz="6" w:color="000000"/>
             </w:tcBorders>
@@ -448,16 +422,15 @@
                 <w:b/>
                 <w:sz w:val="20"/>
               </w:rPr>
-              <w:t xml:space="preserve">Current policies</w:t>
+              <w:t xml:space="preserve">2100, current policies</w:t>
             </w:r>
           </w:p>
         </w:tc>
+      </w:tr>
+      <w:tr>
         <w:tc>
           <w:tcPr>
-            <w:tcW w:type="dxa" w:w="4706"/>
-            <w:tcBorders>
-              <w:bottom w:val="single" w:sz="6" w:color="000000"/>
-            </w:tcBorders>
+            <w:tcW w:type="dxa" w:w="3969"/>
           </w:tcPr>
           <w:p>
             <w:pPr>
@@ -467,12 +440,109 @@
             </w:pPr>
             <w:r>
               <w:rPr>
-                <w:bCs/>
-                <w:rFonts w:ascii="Times New Roman" w:hAnsi="Times New Roman"/>
-                <w:b/>
-                <w:sz w:val="20"/>
-              </w:rPr>
-              <w:t xml:space="preserve">Why it matters for Niger</w:t>
+                <w:rFonts w:ascii="Times New Roman" w:hAnsi="Times New Roman"/>
+                <w:sz w:val="20"/>
+              </w:rPr>
+              <w:t xml:space="preserve">Dangerous heat (days per year with heat index above 40 °C)</w:t>
+            </w:r>
+          </w:p>
+        </w:tc>
+        <w:tc>
+          <w:tcPr>
+            <w:tcW w:type="dxa" w:w="1361"/>
+          </w:tcPr>
+          <w:p>
+            <w:pPr>
+              <w:pStyle w:val="Compact"/>
+              <w:spacing w:after="20" w:before="20" w:line="240" w:lineRule="auto"/>
+              <w:jc w:val="center"/>
+            </w:pPr>
+            <w:r>
+              <w:rPr>
+                <w:rFonts w:ascii="Times New Roman" w:hAnsi="Times New Roman"/>
+                <w:sz w:val="20"/>
+              </w:rPr>
+              <w:t xml:space="preserve">31</w:t>
+            </w:r>
+            <w:r>
+              <w:rPr>
+                <w:rFonts w:ascii="Times New Roman" w:hAnsi="Times New Roman"/>
+                <w:sz w:val="20"/>
+              </w:rPr>
+              <w:br/>
+            </w:r>
+            <w:r>
+              <w:rPr>
+                <w:rFonts w:ascii="Times New Roman" w:hAnsi="Times New Roman"/>
+                <w:sz w:val="20"/>
+              </w:rPr>
+              <w:t xml:space="preserve">[25–38]</w:t>
+            </w:r>
+          </w:p>
+        </w:tc>
+        <w:tc>
+          <w:tcPr>
+            <w:tcW w:type="dxa" w:w="1928"/>
+          </w:tcPr>
+          <w:p>
+            <w:pPr>
+              <w:pStyle w:val="Compact"/>
+              <w:spacing w:after="20" w:before="20" w:line="240" w:lineRule="auto"/>
+              <w:jc w:val="center"/>
+            </w:pPr>
+            <w:r>
+              <w:rPr>
+                <w:rFonts w:ascii="Times New Roman" w:hAnsi="Times New Roman"/>
+                <w:sz w:val="20"/>
+              </w:rPr>
+              <w:t xml:space="preserve">42</w:t>
+            </w:r>
+            <w:r>
+              <w:rPr>
+                <w:rFonts w:ascii="Times New Roman" w:hAnsi="Times New Roman"/>
+                <w:sz w:val="20"/>
+              </w:rPr>
+              <w:br/>
+            </w:r>
+            <w:r>
+              <w:rPr>
+                <w:rFonts w:ascii="Times New Roman" w:hAnsi="Times New Roman"/>
+                <w:sz w:val="20"/>
+              </w:rPr>
+              <w:t xml:space="preserve">[29–72]</w:t>
+            </w:r>
+          </w:p>
+        </w:tc>
+        <w:tc>
+          <w:tcPr>
+            <w:tcW w:type="dxa" w:w="2381"/>
+          </w:tcPr>
+          <w:p>
+            <w:pPr>
+              <w:pStyle w:val="Compact"/>
+              <w:spacing w:after="20" w:before="20" w:line="240" w:lineRule="auto"/>
+              <w:jc w:val="center"/>
+            </w:pPr>
+            <w:r>
+              <w:rPr>
+                <w:rFonts w:ascii="Times New Roman" w:hAnsi="Times New Roman"/>
+                <w:sz w:val="20"/>
+              </w:rPr>
+              <w:t xml:space="preserve">91</w:t>
+            </w:r>
+            <w:r>
+              <w:rPr>
+                <w:rFonts w:ascii="Times New Roman" w:hAnsi="Times New Roman"/>
+                <w:sz w:val="20"/>
+              </w:rPr>
+              <w:br/>
+            </w:r>
+            <w:r>
+              <w:rPr>
+                <w:rFonts w:ascii="Times New Roman" w:hAnsi="Times New Roman"/>
+                <w:sz w:val="20"/>
+              </w:rPr>
+              <w:t xml:space="preserve">[59–134]</w:t>
             </w:r>
           </w:p>
         </w:tc>
@@ -480,7 +550,7 @@
       <w:tr>
         <w:tc>
           <w:tcPr>
-            <w:tcW w:type="dxa" w:w="1701"/>
+            <w:tcW w:type="dxa" w:w="3969"/>
           </w:tcPr>
           <w:p>
             <w:pPr>
@@ -490,34 +560,16 @@
             </w:pPr>
             <w:r>
               <w:rPr>
-                <w:bCs/>
-                <w:rFonts w:ascii="Times New Roman" w:hAnsi="Times New Roman"/>
-                <w:b/>
-                <w:sz w:val="20"/>
-              </w:rPr>
-              <w:t xml:space="preserve">Dangerous heat</w:t>
-            </w:r>
-            <w:r>
-              <w:rPr>
-                <w:rFonts w:ascii="Times New Roman" w:hAnsi="Times New Roman"/>
-                <w:sz w:val="20"/>
-              </w:rPr>
-              <w:br/>
-            </w:r>
-            <w:r>
-              <w:rPr>
-                <w:iCs/>
-                <w:rFonts w:ascii="Times New Roman" w:hAnsi="Times New Roman"/>
-                <w:i/>
-                <w:sz w:val="20"/>
-              </w:rPr>
-              <w:t xml:space="preserve">Days/year, heat index &gt;40 °C</w:t>
+                <w:rFonts w:ascii="Times New Roman" w:hAnsi="Times New Roman"/>
+                <w:sz w:val="20"/>
+              </w:rPr>
+              <w:t xml:space="preserve">Severe drought (share of land with at least one month of SPEI below −1.5)</w:t>
             </w:r>
           </w:p>
         </w:tc>
         <w:tc>
           <w:tcPr>
-            <w:tcW w:type="dxa" w:w="907"/>
+            <w:tcW w:type="dxa" w:w="1361"/>
           </w:tcPr>
           <w:p>
             <w:pPr>
@@ -527,12 +579,10 @@
             </w:pPr>
             <w:r>
               <w:rPr>
-                <w:bCs/>
-                <w:rFonts w:ascii="Times New Roman" w:hAnsi="Times New Roman"/>
-                <w:b/>
-                <w:sz w:val="20"/>
-              </w:rPr>
-              <w:t xml:space="preserve">31</w:t>
+                <w:rFonts w:ascii="Times New Roman" w:hAnsi="Times New Roman"/>
+                <w:sz w:val="20"/>
+              </w:rPr>
+              <w:t xml:space="preserve">84 %</w:t>
             </w:r>
             <w:r>
               <w:rPr>
@@ -546,13 +596,13 @@
                 <w:rFonts w:ascii="Times New Roman" w:hAnsi="Times New Roman"/>
                 <w:sz w:val="20"/>
               </w:rPr>
-              <w:t xml:space="preserve">[25–38]</w:t>
+              <w:t xml:space="preserve">[72–97]</w:t>
             </w:r>
           </w:p>
         </w:tc>
         <w:tc>
           <w:tcPr>
-            <w:tcW w:type="dxa" w:w="1077"/>
+            <w:tcW w:type="dxa" w:w="1928"/>
           </w:tcPr>
           <w:p>
             <w:pPr>
@@ -562,12 +612,10 @@
             </w:pPr>
             <w:r>
               <w:rPr>
-                <w:bCs/>
-                <w:rFonts w:ascii="Times New Roman" w:hAnsi="Times New Roman"/>
-                <w:b/>
-                <w:sz w:val="20"/>
-              </w:rPr>
-              <w:t xml:space="preserve">42</w:t>
+                <w:rFonts w:ascii="Times New Roman" w:hAnsi="Times New Roman"/>
+                <w:sz w:val="20"/>
+              </w:rPr>
+              <w:t xml:space="preserve">98 %</w:t>
             </w:r>
             <w:r>
               <w:rPr>
@@ -581,13 +629,13 @@
                 <w:rFonts w:ascii="Times New Roman" w:hAnsi="Times New Roman"/>
                 <w:sz w:val="20"/>
               </w:rPr>
-              <w:t xml:space="preserve">[29–72]</w:t>
+              <w:t xml:space="preserve">[81–100]</w:t>
             </w:r>
           </w:p>
         </w:tc>
         <w:tc>
           <w:tcPr>
-            <w:tcW w:type="dxa" w:w="1247"/>
+            <w:tcW w:type="dxa" w:w="2381"/>
           </w:tcPr>
           <w:p>
             <w:pPr>
@@ -597,12 +645,10 @@
             </w:pPr>
             <w:r>
               <w:rPr>
-                <w:bCs/>
-                <w:rFonts w:ascii="Times New Roman" w:hAnsi="Times New Roman"/>
-                <w:b/>
-                <w:sz w:val="20"/>
-              </w:rPr>
-              <w:t xml:space="preserve">91</w:t>
+                <w:rFonts w:ascii="Times New Roman" w:hAnsi="Times New Roman"/>
+                <w:sz w:val="20"/>
+              </w:rPr>
+              <w:t xml:space="preserve">100 %</w:t>
             </w:r>
             <w:r>
               <w:rPr>
@@ -616,13 +662,15 @@
                 <w:rFonts w:ascii="Times New Roman" w:hAnsi="Times New Roman"/>
                 <w:sz w:val="20"/>
               </w:rPr>
-              <w:t xml:space="preserve">[59–134]</w:t>
+              <w:t xml:space="preserve">[98–100]</w:t>
             </w:r>
           </w:p>
         </w:tc>
+      </w:tr>
+      <w:tr>
         <w:tc>
           <w:tcPr>
-            <w:tcW w:type="dxa" w:w="4706"/>
+            <w:tcW w:type="dxa" w:w="3969"/>
           </w:tcPr>
           <w:p>
             <w:pPr>
@@ -635,81 +683,13 @@
                 <w:rFonts w:ascii="Times New Roman" w:hAnsi="Times New Roman"/>
                 <w:sz w:val="20"/>
               </w:rPr>
-              <w:t xml:space="preserve">Outdoor work becomes hazardous; the rise is twice as large in the populated south as in the north. WASCAL</w:t>
-            </w:r>
-            <w:r>
-              <w:rPr>
-                <w:rFonts w:ascii="Times New Roman" w:hAnsi="Times New Roman"/>
-                <w:sz w:val="20"/>
-              </w:rPr>
-              <w:t xml:space="preserve"> </w:t>
-            </w:r>
-            <w:r>
-              <w:rPr>
-                <w:rFonts w:ascii="Times New Roman" w:hAnsi="Times New Roman"/>
-                <w:sz w:val="20"/>
-              </w:rPr>
-              <w:t xml:space="preserve">researchers project heat discomfort for over half of West Africans at 1.5–2 °C (</w:t>
-            </w:r>
-            <w:hyperlink r:id="rId23">
-              <w:r>
-                <w:rPr>
-                  <w:rStyle w:val="Hyperlink"/>
-                </w:rPr>
-                <w:t xml:space="preserve">Sylla et al., 2018</w:t>
-              </w:r>
-            </w:hyperlink>
-            <w:r>
-              <w:rPr>
-                <w:rFonts w:ascii="Times New Roman" w:hAnsi="Times New Roman"/>
-                <w:sz w:val="20"/>
-              </w:rPr>
-              <w:t xml:space="preserve">).</w:t>
-            </w:r>
-          </w:p>
-        </w:tc>
-      </w:tr>
-      <w:tr>
-        <w:tc>
-          <w:tcPr>
-            <w:tcW w:type="dxa" w:w="1701"/>
-          </w:tcPr>
-          <w:p>
-            <w:pPr>
-              <w:pStyle w:val="Compact"/>
-              <w:spacing w:after="20" w:before="20" w:line="240" w:lineRule="auto"/>
-              <w:jc w:val="left"/>
-            </w:pPr>
-            <w:r>
-              <w:rPr>
-                <w:bCs/>
-                <w:rFonts w:ascii="Times New Roman" w:hAnsi="Times New Roman"/>
-                <w:b/>
-                <w:sz w:val="20"/>
-              </w:rPr>
-              <w:t xml:space="preserve">Severe drought</w:t>
-            </w:r>
-            <w:r>
-              <w:rPr>
-                <w:rFonts w:ascii="Times New Roman" w:hAnsi="Times New Roman"/>
-                <w:sz w:val="20"/>
-              </w:rPr>
-              <w:br/>
-            </w:r>
-            <w:r>
-              <w:rPr>
-                <w:iCs/>
-                <w:rFonts w:ascii="Times New Roman" w:hAnsi="Times New Roman"/>
-                <w:i/>
-                <w:sz w:val="20"/>
-              </w:rPr>
-              <w:t xml:space="preserve">Land with ≥1 month of SPEI &lt; −1.5</w:t>
+              <w:t xml:space="preserve">Extreme rainfall (annual maximum 5-day rainfall, change from 1995–2014)</w:t>
             </w:r>
           </w:p>
         </w:tc>
         <w:tc>
           <w:tcPr>
-            <w:tcW w:type="dxa" w:w="907"/>
+            <w:tcW w:type="dxa" w:w="1361"/>
           </w:tcPr>
           <w:p>
             <w:pPr>
@@ -719,12 +699,10 @@
             </w:pPr>
             <w:r>
               <w:rPr>
-                <w:bCs/>
-                <w:rFonts w:ascii="Times New Roman" w:hAnsi="Times New Roman"/>
-                <w:b/>
-                <w:sz w:val="20"/>
-              </w:rPr>
-              <w:t xml:space="preserve">84 %</w:t>
+                <w:rFonts w:ascii="Times New Roman" w:hAnsi="Times New Roman"/>
+                <w:sz w:val="20"/>
+              </w:rPr>
+              <w:t xml:space="preserve">+8 %</w:t>
             </w:r>
             <w:r>
               <w:rPr>
@@ -738,13 +716,13 @@
                 <w:rFonts w:ascii="Times New Roman" w:hAnsi="Times New Roman"/>
                 <w:sz w:val="20"/>
               </w:rPr>
-              <w:t xml:space="preserve">[72–97]</w:t>
+              <w:t xml:space="preserve">[−7, +29]</w:t>
             </w:r>
           </w:p>
         </w:tc>
         <w:tc>
           <w:tcPr>
-            <w:tcW w:type="dxa" w:w="1077"/>
+            <w:tcW w:type="dxa" w:w="1928"/>
           </w:tcPr>
           <w:p>
             <w:pPr>
@@ -754,12 +732,10 @@
             </w:pPr>
             <w:r>
               <w:rPr>
-                <w:bCs/>
-                <w:rFonts w:ascii="Times New Roman" w:hAnsi="Times New Roman"/>
-                <w:b/>
-                <w:sz w:val="20"/>
-              </w:rPr>
-              <w:t xml:space="preserve">98 %</w:t>
+                <w:rFonts w:ascii="Times New Roman" w:hAnsi="Times New Roman"/>
+                <w:sz w:val="20"/>
+              </w:rPr>
+              <w:t xml:space="preserve">+17 %</w:t>
             </w:r>
             <w:r>
               <w:rPr>
@@ -773,13 +749,13 @@
                 <w:rFonts w:ascii="Times New Roman" w:hAnsi="Times New Roman"/>
                 <w:sz w:val="20"/>
               </w:rPr>
-              <w:t xml:space="preserve">[81–100]</w:t>
+              <w:t xml:space="preserve">[−1, +54]</w:t>
             </w:r>
           </w:p>
         </w:tc>
         <w:tc>
           <w:tcPr>
-            <w:tcW w:type="dxa" w:w="1247"/>
+            <w:tcW w:type="dxa" w:w="2381"/>
           </w:tcPr>
           <w:p>
             <w:pPr>
@@ -789,12 +765,10 @@
             </w:pPr>
             <w:r>
               <w:rPr>
-                <w:bCs/>
-                <w:rFonts w:ascii="Times New Roman" w:hAnsi="Times New Roman"/>
-                <w:b/>
-                <w:sz w:val="20"/>
-              </w:rPr>
-              <w:t xml:space="preserve">100 %</w:t>
+                <w:rFonts w:ascii="Times New Roman" w:hAnsi="Times New Roman"/>
+                <w:sz w:val="20"/>
+              </w:rPr>
+              <w:t xml:space="preserve">+43 %</w:t>
             </w:r>
             <w:r>
               <w:rPr>
@@ -808,233 +782,7 @@
                 <w:rFonts w:ascii="Times New Roman" w:hAnsi="Times New Roman"/>
                 <w:sz w:val="20"/>
               </w:rPr>
-              <w:t xml:space="preserve">[98–100]</w:t>
-            </w:r>
-          </w:p>
-        </w:tc>
-        <w:tc>
-          <w:tcPr>
-            <w:tcW w:type="dxa" w:w="4706"/>
-          </w:tcPr>
-          <w:p>
-            <w:pPr>
-              <w:pStyle w:val="Compact"/>
-              <w:spacing w:after="20" w:before="20" w:line="240" w:lineRule="auto"/>
-              <w:jc w:val="left"/>
-            </w:pPr>
-            <w:r>
-              <w:rPr>
-                <w:rFonts w:ascii="Times New Roman" w:hAnsi="Times New Roman"/>
-                <w:sz w:val="20"/>
-              </w:rPr>
-              <w:t xml:space="preserve">Heat dries soils and pastures: about 96 % of the land is affected by 2030 in every scenario. Millet</w:t>
-            </w:r>
-            <w:r>
-              <w:rPr>
-                <w:rFonts w:ascii="Times New Roman" w:hAnsi="Times New Roman"/>
-                <w:sz w:val="20"/>
-              </w:rPr>
-              <w:t xml:space="preserve"> </w:t>
-            </w:r>
-            <w:r>
-              <w:rPr>
-                <w:rFonts w:ascii="Times New Roman" w:hAnsi="Times New Roman"/>
-                <w:sz w:val="20"/>
-              </w:rPr>
-              <w:t xml:space="preserve">yields are projected to fall (</w:t>
-            </w:r>
-            <w:hyperlink r:id="rId24">
-              <w:r>
-                <w:rPr>
-                  <w:rStyle w:val="Hyperlink"/>
-                </w:rPr>
-                <w:t xml:space="preserve">Mohamed et al., 2025</w:t>
-              </w:r>
-            </w:hyperlink>
-            <w:r>
-              <w:rPr>
-                <w:rFonts w:ascii="Times New Roman" w:hAnsi="Times New Roman"/>
-                <w:sz w:val="20"/>
-              </w:rPr>
-              <w:t xml:space="preserve">).</w:t>
-            </w:r>
-          </w:p>
-        </w:tc>
-      </w:tr>
-      <w:tr>
-        <w:tc>
-          <w:tcPr>
-            <w:tcW w:type="dxa" w:w="1701"/>
-          </w:tcPr>
-          <w:p>
-            <w:pPr>
-              <w:pStyle w:val="Compact"/>
-              <w:spacing w:after="20" w:before="20" w:line="240" w:lineRule="auto"/>
-              <w:jc w:val="left"/>
-            </w:pPr>
-            <w:r>
-              <w:rPr>
-                <w:bCs/>
-                <w:rFonts w:ascii="Times New Roman" w:hAnsi="Times New Roman"/>
-                <w:b/>
-                <w:sz w:val="20"/>
-              </w:rPr>
-              <w:t xml:space="preserve">Extreme rainfall</w:t>
-            </w:r>
-            <w:r>
-              <w:rPr>
-                <w:rFonts w:ascii="Times New Roman" w:hAnsi="Times New Roman"/>
-                <w:sz w:val="20"/>
-              </w:rPr>
-              <w:br/>
-            </w:r>
-            <w:r>
-              <w:rPr>
-                <w:iCs/>
-                <w:rFonts w:ascii="Times New Roman" w:hAnsi="Times New Roman"/>
-                <w:i/>
-                <w:sz w:val="20"/>
-              </w:rPr>
-              <w:t xml:space="preserve">Max. 5-day rain, change from 1995–2014</w:t>
-            </w:r>
-          </w:p>
-        </w:tc>
-        <w:tc>
-          <w:tcPr>
-            <w:tcW w:type="dxa" w:w="907"/>
-          </w:tcPr>
-          <w:p>
-            <w:pPr>
-              <w:pStyle w:val="Compact"/>
-              <w:spacing w:after="20" w:before="20" w:line="240" w:lineRule="auto"/>
-              <w:jc w:val="center"/>
-            </w:pPr>
-            <w:r>
-              <w:rPr>
-                <w:bCs/>
-                <w:rFonts w:ascii="Times New Roman" w:hAnsi="Times New Roman"/>
-                <w:b/>
-                <w:sz w:val="20"/>
-              </w:rPr>
-              <w:t xml:space="preserve">+8 %</w:t>
-            </w:r>
-            <w:r>
-              <w:rPr>
-                <w:rFonts w:ascii="Times New Roman" w:hAnsi="Times New Roman"/>
-                <w:sz w:val="20"/>
-              </w:rPr>
-              <w:br/>
-            </w:r>
-            <w:r>
-              <w:rPr>
-                <w:rFonts w:ascii="Times New Roman" w:hAnsi="Times New Roman"/>
-                <w:sz w:val="20"/>
-              </w:rPr>
-              <w:t xml:space="preserve">[−7, +29]</w:t>
-            </w:r>
-          </w:p>
-        </w:tc>
-        <w:tc>
-          <w:tcPr>
-            <w:tcW w:type="dxa" w:w="1077"/>
-          </w:tcPr>
-          <w:p>
-            <w:pPr>
-              <w:pStyle w:val="Compact"/>
-              <w:spacing w:after="20" w:before="20" w:line="240" w:lineRule="auto"/>
-              <w:jc w:val="center"/>
-            </w:pPr>
-            <w:r>
-              <w:rPr>
-                <w:bCs/>
-                <w:rFonts w:ascii="Times New Roman" w:hAnsi="Times New Roman"/>
-                <w:b/>
-                <w:sz w:val="20"/>
-              </w:rPr>
-              <w:t xml:space="preserve">+17 %</w:t>
-            </w:r>
-            <w:r>
-              <w:rPr>
-                <w:rFonts w:ascii="Times New Roman" w:hAnsi="Times New Roman"/>
-                <w:sz w:val="20"/>
-              </w:rPr>
-              <w:br/>
-            </w:r>
-            <w:r>
-              <w:rPr>
-                <w:rFonts w:ascii="Times New Roman" w:hAnsi="Times New Roman"/>
-                <w:sz w:val="20"/>
-              </w:rPr>
-              <w:t xml:space="preserve">[−1, +54]</w:t>
-            </w:r>
-          </w:p>
-        </w:tc>
-        <w:tc>
-          <w:tcPr>
-            <w:tcW w:type="dxa" w:w="1247"/>
-          </w:tcPr>
-          <w:p>
-            <w:pPr>
-              <w:pStyle w:val="Compact"/>
-              <w:spacing w:after="20" w:before="20" w:line="240" w:lineRule="auto"/>
-              <w:jc w:val="center"/>
-            </w:pPr>
-            <w:r>
-              <w:rPr>
-                <w:bCs/>
-                <w:rFonts w:ascii="Times New Roman" w:hAnsi="Times New Roman"/>
-                <w:b/>
-                <w:sz w:val="20"/>
-              </w:rPr>
-              <w:t xml:space="preserve">+43 %</w:t>
-            </w:r>
-            <w:r>
-              <w:rPr>
-                <w:rFonts w:ascii="Times New Roman" w:hAnsi="Times New Roman"/>
-                <w:sz w:val="20"/>
-              </w:rPr>
-              <w:br/>
-            </w:r>
-            <w:r>
-              <w:rPr>
-                <w:rFonts w:ascii="Times New Roman" w:hAnsi="Times New Roman"/>
-                <w:sz w:val="20"/>
-              </w:rPr>
               <w:t xml:space="preserve">[+5, +110]</w:t>
-            </w:r>
-          </w:p>
-        </w:tc>
-        <w:tc>
-          <w:tcPr>
-            <w:tcW w:type="dxa" w:w="4706"/>
-          </w:tcPr>
-          <w:p>
-            <w:pPr>
-              <w:pStyle w:val="Compact"/>
-              <w:spacing w:after="20" w:before="20" w:line="240" w:lineRule="auto"/>
-              <w:jc w:val="left"/>
-            </w:pPr>
-            <w:r>
-              <w:rPr>
-                <w:rFonts w:ascii="Times New Roman" w:hAnsi="Times New Roman"/>
-                <w:sz w:val="20"/>
-              </w:rPr>
-              <w:t xml:space="preserve">Floods hit Niamey and the river valley; extreme Sahelian storms have tripled since 1982 (</w:t>
-            </w:r>
-            <w:hyperlink r:id="rId25">
-              <w:r>
-                <w:rPr>
-                  <w:rStyle w:val="Hyperlink"/>
-                </w:rPr>
-                <w:t xml:space="preserve">Taylor et al., 2017</w:t>
-              </w:r>
-            </w:hyperlink>
-            <w:r>
-              <w:rPr>
-                <w:rFonts w:ascii="Times New Roman" w:hAnsi="Times New Roman"/>
-                <w:sz w:val="20"/>
-              </w:rPr>
-              <w:t xml:space="preserve">).</w:t>
             </w:r>
           </w:p>
         </w:tc>
@@ -1051,7 +799,7 @@
           <w:i/>
           <w:sz w:val="20"/>
         </w:rPr>
-        <w:t xml:space="preserve">Source:</w:t>
+        <w:t xml:space="preserve">Table 1. Source:</w:t>
       </w:r>
       <w:r>
         <w:rPr>
@@ -1061,7 +809,7 @@
         </w:rPr>
         <w:t xml:space="preserve"> </w:t>
       </w:r>
-      <w:hyperlink r:id="rId26">
+      <w:hyperlink r:id="rId24">
         <w:r>
           <w:rPr>
             <w:rStyle w:val="Hyperlink"/>
@@ -1077,7 +825,7 @@
           <w:i/>
           <w:sz w:val="20"/>
         </w:rPr>
-        <w:t xml:space="preserve">, Niger, annual, area-weighted; NGFS scenarios (1.6 °C</w:t>
+        <w:t xml:space="preserve">, Niger, annual, area-weighted average. NGFS</w:t>
       </w:r>
       <w:r>
         <w:rPr>
@@ -1093,7 +841,7 @@
           <w:i/>
           <w:sz w:val="20"/>
         </w:rPr>
-        <w:t xml:space="preserve">and 2.9 °C of global warming in 2100). Median of five models, 5–95 % range in brackets; results after</w:t>
+        <w:t xml:space="preserve">scenarios: 1.6 °C and 2.9 °C of global warming in 2100. Median of five models; 5–95 % range in</w:t>
       </w:r>
       <w:r>
         <w:rPr>
@@ -1109,7 +857,121 @@
           <w:i/>
           <w:sz w:val="20"/>
         </w:rPr>
-        <w:t xml:space="preserve">2060 are indicative.</w:t>
+        <w:t xml:space="preserve">brackets. Results after 2060 are indicative.</w:t>
+      </w:r>
+    </w:p>
+    <w:p>
+      <w:pPr>
+        <w:numPr>
+          <w:ilvl w:val="0"/>
+          <w:numId w:val="1002"/>
+        </w:numPr>
+      </w:pPr>
+      <w:r>
+        <w:rPr>
+          <w:bCs/>
+          <w:b/>
+        </w:rPr>
+        <w:t xml:space="preserve">Heat.</w:t>
+      </w:r>
+      <w:r>
+        <w:t xml:space="preserve"> </w:t>
+      </w:r>
+      <w:r>
+        <w:t xml:space="preserve">Dangerous-heat days triple under current policies. The increase is twice as large in</w:t>
+      </w:r>
+      <w:r>
+        <w:t xml:space="preserve"> </w:t>
+      </w:r>
+      <w:r>
+        <w:t xml:space="preserve">the populated south as in the north. Outdoor work becomes hazardous (</w:t>
+      </w:r>
+      <w:hyperlink r:id="rId25">
+        <w:r>
+          <w:rPr>
+            <w:rStyle w:val="Hyperlink"/>
+          </w:rPr>
+          <w:t xml:space="preserve">Sylla et al., 2018</w:t>
+        </w:r>
+      </w:hyperlink>
+      <w:r>
+        <w:t xml:space="preserve">).</w:t>
+      </w:r>
+    </w:p>
+    <w:p>
+      <w:pPr>
+        <w:numPr>
+          <w:ilvl w:val="0"/>
+          <w:numId w:val="1002"/>
+        </w:numPr>
+      </w:pPr>
+      <w:r>
+        <w:rPr>
+          <w:bCs/>
+          <w:b/>
+        </w:rPr>
+        <w:t xml:space="preserve">Drought.</w:t>
+      </w:r>
+      <w:r>
+        <w:t xml:space="preserve"> </w:t>
+      </w:r>
+      <w:r>
+        <w:t xml:space="preserve">About 96 % of the land is affected by 2030 in all scenarios. Only a 1.5 °C</w:t>
+      </w:r>
+      <w:r>
+        <w:t xml:space="preserve"> </w:t>
+      </w:r>
+      <w:r>
+        <w:t xml:space="preserve">pathway reduces this share (87 % by 2100). Millet yields are expected to fall (</w:t>
+      </w:r>
+      <w:hyperlink r:id="rId26">
+        <w:r>
+          <w:rPr>
+            <w:rStyle w:val="Hyperlink"/>
+          </w:rPr>
+          <w:t xml:space="preserve">Mohamed et al., 2025</w:t>
+        </w:r>
+      </w:hyperlink>
+      <w:r>
+        <w:t xml:space="preserve">).</w:t>
+      </w:r>
+    </w:p>
+    <w:p>
+      <w:pPr>
+        <w:numPr>
+          <w:ilvl w:val="0"/>
+          <w:numId w:val="1002"/>
+        </w:numPr>
+      </w:pPr>
+      <w:r>
+        <w:rPr>
+          <w:bCs/>
+          <w:b/>
+        </w:rPr>
+        <w:t xml:space="preserve">Rainfall.</w:t>
+      </w:r>
+      <w:r>
+        <w:t xml:space="preserve"> </w:t>
+      </w:r>
+      <w:r>
+        <w:t xml:space="preserve">Extreme rainfall rises by 43 % under current policies, against 17 % below</w:t>
+      </w:r>
+      <w:r>
+        <w:t xml:space="preserve"> </w:t>
+      </w:r>
+      <w:r>
+        <w:t xml:space="preserve">2 °C. Flood risk grows in Niamey and the Niger River valley (</w:t>
+      </w:r>
+      <w:hyperlink r:id="rId27">
+        <w:r>
+          <w:rPr>
+            <w:rStyle w:val="Hyperlink"/>
+          </w:rPr>
+          <w:t xml:space="preserve">Taylor et al., 2017</w:t>
+        </w:r>
+      </w:hyperlink>
+      <w:r>
+        <w:t xml:space="preserve">).</w:t>
       </w:r>
     </w:p>
     <w:p>
@@ -1121,18 +983,18 @@
           <wp:inline>
             <wp:extent cx="5334000" cy="2482040"/>
             <wp:effectExtent b="0" l="0" r="0" t="0"/>
-            <wp:docPr descr="" title="" id="28" name="Picture"/>
+            <wp:docPr descr="" title="" id="29" name="Picture"/>
             <a:graphic>
               <a:graphicData uri="http://schemas.openxmlformats.org/drawingml/2006/picture">
                 <pic:pic>
                   <pic:nvPicPr>
-                    <pic:cNvPr descr="cie_figure.png" id="29" name="Picture"/>
+                    <pic:cNvPr descr="cie_figure.png" id="30" name="Picture"/>
                     <pic:cNvPicPr>
                       <a:picLocks noChangeArrowheads="1" noChangeAspect="1"/>
                     </pic:cNvPicPr>
                   </pic:nvPicPr>
                   <pic:blipFill>
-                    <a:blip r:embed="rId27"/>
+                    <a:blip r:embed="rId28"/>
                     <a:stretch>
                       <a:fillRect/>
                     </a:stretch>
@@ -1170,38 +1032,30 @@
           <w:bCs/>
           <w:b/>
         </w:rPr>
-        <w:t xml:space="preserve">Figure 1. Days of dangerous heat per year in Niger: the gap between the curves is what limiting</w:t>
-      </w:r>
-      <w:r>
-        <w:rPr>
-          <w:bCs/>
-          <w:b/>
-        </w:rPr>
-        <w:t xml:space="preserve"> </w:t>
-      </w:r>
-      <w:r>
-        <w:rPr>
-          <w:bCs/>
-          <w:b/>
-        </w:rPr>
-        <w:t xml:space="preserve">warming saves.</w:t>
-      </w:r>
-      <w:r>
-        <w:t xml:space="preserve"> </w:t>
-      </w:r>
-      <w:r>
-        <w:t xml:space="preserve">The pathways diverge after 2030; even the low end of the current-policies range in 2100</w:t>
-      </w:r>
-      <w:r>
-        <w:t xml:space="preserve"> </w:t>
-      </w:r>
-      <w:r>
-        <w:t xml:space="preserve">(59 days) exceeds the central below-2 °C estimate (42). Source:</w:t>
-      </w:r>
-      <w:r>
-        <w:t xml:space="preserve"> </w:t>
-      </w:r>
-      <w:hyperlink r:id="rId26">
+        <w:t xml:space="preserve">Figure 1. Days of dangerous heat per year in Niger.</w:t>
+      </w:r>
+      <w:r>
+        <w:t xml:space="preserve"> </w:t>
+      </w:r>
+      <w:r>
+        <w:t xml:space="preserve">The two pathways separate after 2030.</w:t>
+      </w:r>
+      <w:r>
+        <w:t xml:space="preserve"> </w:t>
+      </w:r>
+      <w:r>
+        <w:t xml:space="preserve">In 2100, the low end of the current-policies range (59 days) is above the central below-2 °C value</w:t>
+      </w:r>
+      <w:r>
+        <w:t xml:space="preserve"> </w:t>
+      </w:r>
+      <w:r>
+        <w:t xml:space="preserve">(42 days). Source:</w:t>
+      </w:r>
+      <w:r>
+        <w:t xml:space="preserve"> </w:t>
+      </w:r>
+      <w:hyperlink r:id="rId24">
         <w:r>
           <w:rPr>
             <w:rStyle w:val="Hyperlink"/>
@@ -1213,36 +1067,44 @@
         <w:t xml:space="preserve">, Climate Analytics.</w:t>
       </w:r>
     </w:p>
-    <w:bookmarkEnd w:id="30"/>
-    <w:bookmarkStart w:id="32" w:name="Xffbbd2a5976d1f58f4ba17879975b42208e7042"/>
+    <w:bookmarkEnd w:id="31"/>
+    <w:bookmarkStart w:id="33" w:name="c.-assessment"/>
     <w:p>
       <w:pPr>
         <w:pStyle w:val="Heading1"/>
       </w:pPr>
       <w:r>
-        <w:t xml:space="preserve">3. What limiting warming would change for Niger</w:t>
+        <w:t xml:space="preserve">C. Assessment</w:t>
       </w:r>
     </w:p>
     <w:p>
       <w:pPr>
-        <w:pStyle w:val="FirstParagraph"/>
-      </w:pPr>
-      <w:r>
-        <w:t xml:space="preserve">A below-2 °C world would spare Niger about 49 days of dangerous heat a year by 2100 and cut the</w:t>
-      </w:r>
-      <w:r>
-        <w:t xml:space="preserve"> </w:t>
-      </w:r>
-      <w:r>
-        <w:t xml:space="preserve">intensification of extreme rainfall from +43 % to +17 %; a 1.5 °C pathway would keep heat near today’s</w:t>
-      </w:r>
-      <w:r>
-        <w:t xml:space="preserve"> </w:t>
-      </w:r>
-      <w:r>
-        <w:t xml:space="preserve">level (32 days). Climate change could reduce annual GDP by 2.2 % to 11.9 % by 2050 (</w:t>
-      </w:r>
-      <w:hyperlink r:id="rId31">
+        <w:numPr>
+          <w:ilvl w:val="0"/>
+          <w:numId w:val="1003"/>
+        </w:numPr>
+      </w:pPr>
+      <w:r>
+        <w:t xml:space="preserve">Limiting warming below 2 °C avoids about 49 days of dangerous heat a year by 2100. It also cuts the</w:t>
+      </w:r>
+      <w:r>
+        <w:t xml:space="preserve"> </w:t>
+      </w:r>
+      <w:r>
+        <w:t xml:space="preserve">rise in extreme rainfall from 43 % to 17 %. A 1.5 °C pathway keeps heat near today’s level.</w:t>
+      </w:r>
+    </w:p>
+    <w:p>
+      <w:pPr>
+        <w:numPr>
+          <w:ilvl w:val="0"/>
+          <w:numId w:val="1003"/>
+        </w:numPr>
+      </w:pPr>
+      <w:r>
+        <w:t xml:space="preserve">Climate change could reduce Niger’s annual GDP by 2.2 % to 11.9 % by 2050 (</w:t>
+      </w:r>
+      <w:hyperlink r:id="rId32">
         <w:r>
           <w:rPr>
             <w:rStyle w:val="Hyperlink"/>
@@ -1251,121 +1113,131 @@
         </w:r>
       </w:hyperlink>
       <w:r>
-        <w:t xml:space="preserve">). Drought,</w:t>
-      </w:r>
-      <w:r>
-        <w:t xml:space="preserve"> </w:t>
-      </w:r>
-      <w:r>
-        <w:t xml:space="preserve">by contrast, becomes the norm in every scenario, which makes adaptation urgent: drought-tolerant millet and</w:t>
-      </w:r>
-      <w:r>
-        <w:t xml:space="preserve"> </w:t>
-      </w:r>
-      <w:r>
-        <w:t xml:space="preserve">sorghum, water harvesting, early warning and protected herder mobility. The real danger is a cascade: a hot,</w:t>
-      </w:r>
-      <w:r>
-        <w:t xml:space="preserve"> </w:t>
-      </w:r>
-      <w:r>
-        <w:t xml:space="preserve">dry year → failed harvests and pastures → higher grain prices and distress sales of livestock → malnutrition,</w:t>
-      </w:r>
-      <w:r>
-        <w:t xml:space="preserve"> </w:t>
-      </w:r>
-      <w:r>
-        <w:t xml:space="preserve">debt and farmer–herder tensions → emergency spending that crowds out investment.</w:t>
+        <w:t xml:space="preserve">).</w:t>
       </w:r>
     </w:p>
     <w:p>
       <w:pPr>
-        <w:pStyle w:val="KeyBoxTitle"/>
-      </w:pPr>
-      <w:r>
-        <w:rPr>
-          <w:bCs/>
-          <w:b/>
-        </w:rPr>
-        <w:t xml:space="preserve">Recommended negotiating position</w:t>
+        <w:numPr>
+          <w:ilvl w:val="0"/>
+          <w:numId w:val="1003"/>
+        </w:numPr>
+      </w:pPr>
+      <w:r>
+        <w:t xml:space="preserve">Drought increases in all scenarios. Adaptation is therefore needed now, whatever the outcome of the</w:t>
+      </w:r>
+      <w:r>
+        <w:t xml:space="preserve"> </w:t>
+      </w:r>
+      <w:r>
+        <w:t xml:space="preserve">negotiations.</w:t>
+      </w:r>
+    </w:p>
+    <w:bookmarkEnd w:id="33"/>
+    <w:bookmarkStart w:id="34" w:name="d.-recommendations"/>
+    <w:p>
+      <w:pPr>
+        <w:pStyle w:val="Heading1"/>
+      </w:pPr>
+      <w:r>
+        <w:t xml:space="preserve">D. Recommendations</w:t>
       </w:r>
     </w:p>
     <w:p>
       <w:pPr>
         <w:numPr>
           <w:ilvl w:val="0"/>
-          <w:numId w:val="1001"/>
+          <w:numId w:val="1004"/>
         </w:numPr>
-        <w:pStyle w:val="KeyBox"/>
-      </w:pPr>
-      <w:r>
-        <w:t xml:space="preserve">Defend the 1.5 °C goal and NDCs consistent with a rapid fossil-fuel phase-out.</w:t>
+      </w:pPr>
+      <w:r>
+        <w:t xml:space="preserve">Support the 1.5 °C goal and national plans consistent with a rapid phase-out of fossil fuels.</w:t>
       </w:r>
     </w:p>
     <w:p>
       <w:pPr>
         <w:numPr>
           <w:ilvl w:val="0"/>
-          <w:numId w:val="1001"/>
+          <w:numId w:val="1004"/>
         </w:numPr>
-        <w:pStyle w:val="KeyBox"/>
-      </w:pPr>
-      <w:r>
-        <w:t xml:space="preserve">Tie Niger’s support to scaled-up adaptation finance with simplified access for LDCs.</w:t>
+      </w:pPr>
+      <w:r>
+        <w:t xml:space="preserve">Link Niger’s support for any agreement to more adaptation finance, with simple access for Least</w:t>
+      </w:r>
+      <w:r>
+        <w:t xml:space="preserve"> </w:t>
+      </w:r>
+      <w:r>
+        <w:t xml:space="preserve">Developed Countries.</w:t>
       </w:r>
     </w:p>
     <w:p>
       <w:pPr>
         <w:numPr>
           <w:ilvl w:val="0"/>
-          <w:numId w:val="1001"/>
+          <w:numId w:val="1004"/>
         </w:numPr>
-        <w:pStyle w:val="KeyBox"/>
-      </w:pPr>
-      <w:r>
-        <w:t xml:space="preserve">Use the Loss and Damage Fund, with the African Group and the LDC Group.</w:t>
-      </w:r>
-    </w:p>
-    <w:bookmarkEnd w:id="32"/>
-    <w:bookmarkStart w:id="33" w:name="confidence-and-limits"/>
-    <w:p>
-      <w:pPr>
-        <w:pStyle w:val="Heading1"/>
-      </w:pPr>
-      <w:r>
-        <w:t xml:space="preserve">4. Confidence and limits</w:t>
+      </w:pPr>
+      <w:r>
+        <w:t xml:space="preserve">Seek support from the Loss and Damage Fund for droughts and floods, with the African Group and the</w:t>
+      </w:r>
+      <w:r>
+        <w:t xml:space="preserve"> </w:t>
+      </w:r>
+      <w:r>
+        <w:t xml:space="preserve">LDC Group.</w:t>
       </w:r>
     </w:p>
     <w:p>
       <w:pPr>
-        <w:pStyle w:val="FirstParagraph"/>
-      </w:pPr>
-      <w:r>
-        <w:t xml:space="preserve">Heat projections are robust in direction but wide in size (59 to 134 days in 2100). The drought indicator</w:t>
-      </w:r>
-      <w:r>
-        <w:t xml:space="preserve"> </w:t>
-      </w:r>
-      <w:r>
-        <w:t xml:space="preserve">saturates, and the tool does not model millet or sorghum. These are hazard projections, not forecasts; given</w:t>
-      </w:r>
-      <w:r>
-        <w:t xml:space="preserve"> </w:t>
-      </w:r>
-      <w:r>
-        <w:t xml:space="preserve">Niger’s vulnerability, real impacts are likely to be larger.</w:t>
+        <w:numPr>
+          <w:ilvl w:val="0"/>
+          <w:numId w:val="1004"/>
+        </w:numPr>
+      </w:pPr>
+      <w:r>
+        <w:t xml:space="preserve">At home, fund drought-tolerant millet and sorghum, water harvesting and early warning systems.</w:t>
+      </w:r>
+    </w:p>
+    <w:bookmarkEnd w:id="34"/>
+    <w:bookmarkStart w:id="35" w:name="e.-limits-of-the-analysis"/>
+    <w:p>
+      <w:pPr>
+        <w:pStyle w:val="Heading1"/>
+      </w:pPr>
+      <w:r>
+        <w:t xml:space="preserve">E. Limits of the analysis</w:t>
       </w:r>
     </w:p>
     <w:p>
-      <w:r>
-        <w:br w:type="page"/>
+      <w:pPr>
+        <w:numPr>
+          <w:ilvl w:val="0"/>
+          <w:numId w:val="1005"/>
+        </w:numPr>
+      </w:pPr>
+      <w:r>
+        <w:t xml:space="preserve">These figures are projections, not forecasts. Model ranges are wide, the drought indicator saturates,</w:t>
+      </w:r>
+      <w:r>
+        <w:t xml:space="preserve"> </w:t>
+      </w:r>
+      <w:r>
+        <w:t xml:space="preserve">and the tool does not model millet or sorghum. Given Niger’s vulnerability, real impacts are likely to</w:t>
+      </w:r>
+      <w:r>
+        <w:t xml:space="preserve"> </w:t>
+      </w:r>
+      <w:r>
+        <w:t xml:space="preserve">be larger.</w:t>
       </w:r>
     </w:p>
-    <w:bookmarkEnd w:id="33"/>
-    <w:bookmarkStart w:id="34" w:name="references"/>
+    <w:bookmarkEnd w:id="35"/>
+    <w:bookmarkStart w:id="36" w:name="references"/>
     <w:p>
       <w:pPr>
         <w:pStyle w:val="Heading1"/>
+        <w:pageBreakBefore/>
       </w:pPr>
       <w:r>
         <w:t xml:space="preserve">References</w:t>
@@ -1396,7 +1268,7 @@
       <w:r>
         <w:t xml:space="preserve"> </w:t>
       </w:r>
-      <w:hyperlink r:id="rId21">
+      <w:hyperlink r:id="rId22">
         <w:r>
           <w:rPr>
             <w:rStyle w:val="Hyperlink"/>
@@ -1442,7 +1314,7 @@
       <w:r>
         <w:t xml:space="preserve"> </w:t>
       </w:r>
-      <w:hyperlink r:id="rId26">
+      <w:hyperlink r:id="rId24">
         <w:r>
           <w:rPr>
             <w:rStyle w:val="Hyperlink"/>
@@ -1488,7 +1360,7 @@
       <w:r>
         <w:t xml:space="preserve"> </w:t>
       </w:r>
-      <w:hyperlink r:id="rId24">
+      <w:hyperlink r:id="rId26">
         <w:r>
           <w:rPr>
             <w:rStyle w:val="Hyperlink"/>
@@ -1534,7 +1406,7 @@
       <w:r>
         <w:t xml:space="preserve"> </w:t>
       </w:r>
-      <w:hyperlink r:id="rId23">
+      <w:hyperlink r:id="rId25">
         <w:r>
           <w:rPr>
             <w:rStyle w:val="Hyperlink"/>
@@ -1580,7 +1452,7 @@
       <w:r>
         <w:t xml:space="preserve"> </w:t>
       </w:r>
-      <w:hyperlink r:id="rId25">
+      <w:hyperlink r:id="rId27">
         <w:r>
           <w:rPr>
             <w:rStyle w:val="Hyperlink"/>
@@ -1620,7 +1492,7 @@
       <w:r>
         <w:t xml:space="preserve"> </w:t>
       </w:r>
-      <w:hyperlink r:id="rId31">
+      <w:hyperlink r:id="rId32">
         <w:r>
           <w:rPr>
             <w:rStyle w:val="Hyperlink"/>
@@ -1647,7 +1519,7 @@
       <w:r>
         <w:t xml:space="preserve"> </w:t>
       </w:r>
-      <w:hyperlink r:id="rId20">
+      <w:hyperlink r:id="rId21">
         <w:r>
           <w:rPr>
             <w:rStyle w:val="Hyperlink"/>
@@ -1656,7 +1528,7 @@
         </w:r>
       </w:hyperlink>
     </w:p>
-    <w:bookmarkEnd w:id="34"/>
+    <w:bookmarkEnd w:id="36"/>
     <w:sectPr>
       <w:headerReference w:type="default" r:id="rId9"/>
       <w:footerReference w:type="default" r:id="rId10"/>
@@ -1918,6 +1790,346 @@
       </w:pPr>
     </w:lvl>
   </w:abstractNum>
+  <w:abstractNum w:abstractNumId="99204">
+    <w:nsid w:val="A99204"/>
+    <w:multiLevelType w:val="multilevel"/>
+    <w:lvl w:ilvl="0">
+      <w:start w:val="4"/>
+      <w:numFmt w:val="decimal"/>
+      <w:lvlText w:val="%1."/>
+      <w:lvlJc w:val="left"/>
+      <w:pPr>
+        <w:ind w:left="720" w:hanging="480"/>
+      </w:pPr>
+    </w:lvl>
+    <w:lvl w:ilvl="1">
+      <w:start w:val="4"/>
+      <w:numFmt w:val="lowerLetter"/>
+      <w:lvlText w:val="%2."/>
+      <w:lvlJc w:val="left"/>
+      <w:pPr>
+        <w:ind w:left="1440" w:hanging="480"/>
+      </w:pPr>
+    </w:lvl>
+    <w:lvl w:ilvl="2">
+      <w:start w:val="4"/>
+      <w:numFmt w:val="lowerRoman"/>
+      <w:lvlText w:val="%3."/>
+      <w:lvlJc w:val="left"/>
+      <w:pPr>
+        <w:ind w:left="2160" w:hanging="480"/>
+      </w:pPr>
+    </w:lvl>
+    <w:lvl w:ilvl="3">
+      <w:start w:val="4"/>
+      <w:numFmt w:val="decimal"/>
+      <w:lvlText w:val="%4."/>
+      <w:lvlJc w:val="left"/>
+      <w:pPr>
+        <w:ind w:left="2880" w:hanging="480"/>
+      </w:pPr>
+    </w:lvl>
+    <w:lvl w:ilvl="4">
+      <w:start w:val="4"/>
+      <w:numFmt w:val="lowerLetter"/>
+      <w:lvlText w:val="%5."/>
+      <w:lvlJc w:val="left"/>
+      <w:pPr>
+        <w:ind w:left="3600" w:hanging="480"/>
+      </w:pPr>
+    </w:lvl>
+    <w:lvl w:ilvl="5">
+      <w:start w:val="4"/>
+      <w:numFmt w:val="lowerRoman"/>
+      <w:lvlText w:val="%6."/>
+      <w:lvlJc w:val="left"/>
+      <w:pPr>
+        <w:ind w:left="4320" w:hanging="480"/>
+      </w:pPr>
+    </w:lvl>
+    <w:lvl w:ilvl="6">
+      <w:start w:val="4"/>
+      <w:numFmt w:val="decimal"/>
+      <w:lvlText w:val="%7."/>
+      <w:lvlJc w:val="left"/>
+      <w:pPr>
+        <w:ind w:left="5040" w:hanging="480"/>
+      </w:pPr>
+    </w:lvl>
+    <w:lvl w:ilvl="7">
+      <w:start w:val="4"/>
+      <w:numFmt w:val="lowerLetter"/>
+      <w:lvlText w:val="%8."/>
+      <w:lvlJc w:val="left"/>
+      <w:pPr>
+        <w:ind w:left="5760" w:hanging="480"/>
+      </w:pPr>
+    </w:lvl>
+    <w:lvl w:ilvl="8">
+      <w:start w:val="4"/>
+      <w:numFmt w:val="lowerRoman"/>
+      <w:lvlText w:val="%9."/>
+      <w:lvlJc w:val="left"/>
+      <w:pPr>
+        <w:ind w:left="6480" w:hanging="480"/>
+      </w:pPr>
+    </w:lvl>
+  </w:abstractNum>
+  <w:abstractNum w:abstractNumId="99207">
+    <w:nsid w:val="A99207"/>
+    <w:multiLevelType w:val="multilevel"/>
+    <w:lvl w:ilvl="0">
+      <w:start w:val="7"/>
+      <w:numFmt w:val="decimal"/>
+      <w:lvlText w:val="%1."/>
+      <w:lvlJc w:val="left"/>
+      <w:pPr>
+        <w:ind w:left="720" w:hanging="480"/>
+      </w:pPr>
+    </w:lvl>
+    <w:lvl w:ilvl="1">
+      <w:start w:val="7"/>
+      <w:numFmt w:val="lowerLetter"/>
+      <w:lvlText w:val="%2."/>
+      <w:lvlJc w:val="left"/>
+      <w:pPr>
+        <w:ind w:left="1440" w:hanging="480"/>
+      </w:pPr>
+    </w:lvl>
+    <w:lvl w:ilvl="2">
+      <w:start w:val="7"/>
+      <w:numFmt w:val="lowerRoman"/>
+      <w:lvlText w:val="%3."/>
+      <w:lvlJc w:val="left"/>
+      <w:pPr>
+        <w:ind w:left="2160" w:hanging="480"/>
+      </w:pPr>
+    </w:lvl>
+    <w:lvl w:ilvl="3">
+      <w:start w:val="7"/>
+      <w:numFmt w:val="decimal"/>
+      <w:lvlText w:val="%4."/>
+      <w:lvlJc w:val="left"/>
+      <w:pPr>
+        <w:ind w:left="2880" w:hanging="480"/>
+      </w:pPr>
+    </w:lvl>
+    <w:lvl w:ilvl="4">
+      <w:start w:val="7"/>
+      <w:numFmt w:val="lowerLetter"/>
+      <w:lvlText w:val="%5."/>
+      <w:lvlJc w:val="left"/>
+      <w:pPr>
+        <w:ind w:left="3600" w:hanging="480"/>
+      </w:pPr>
+    </w:lvl>
+    <w:lvl w:ilvl="5">
+      <w:start w:val="7"/>
+      <w:numFmt w:val="lowerRoman"/>
+      <w:lvlText w:val="%6."/>
+      <w:lvlJc w:val="left"/>
+      <w:pPr>
+        <w:ind w:left="4320" w:hanging="480"/>
+      </w:pPr>
+    </w:lvl>
+    <w:lvl w:ilvl="6">
+      <w:start w:val="7"/>
+      <w:numFmt w:val="decimal"/>
+      <w:lvlText w:val="%7."/>
+      <w:lvlJc w:val="left"/>
+      <w:pPr>
+        <w:ind w:left="5040" w:hanging="480"/>
+      </w:pPr>
+    </w:lvl>
+    <w:lvl w:ilvl="7">
+      <w:start w:val="7"/>
+      <w:numFmt w:val="lowerLetter"/>
+      <w:lvlText w:val="%8."/>
+      <w:lvlJc w:val="left"/>
+      <w:pPr>
+        <w:ind w:left="5760" w:hanging="480"/>
+      </w:pPr>
+    </w:lvl>
+    <w:lvl w:ilvl="8">
+      <w:start w:val="7"/>
+      <w:numFmt w:val="lowerRoman"/>
+      <w:lvlText w:val="%9."/>
+      <w:lvlJc w:val="left"/>
+      <w:pPr>
+        <w:ind w:left="6480" w:hanging="480"/>
+      </w:pPr>
+    </w:lvl>
+  </w:abstractNum>
+  <w:abstractNum w:abstractNumId="99731">
+    <w:nsid w:val="A99731"/>
+    <w:multiLevelType w:val="multilevel"/>
+    <w:lvl w:ilvl="0">
+      <w:start w:val="1"/>
+      <w:numFmt w:val="lowerLetter"/>
+      <w:lvlText w:val="(%1)"/>
+      <w:lvlJc w:val="left"/>
+      <w:pPr>
+        <w:ind w:left="720" w:hanging="480"/>
+      </w:pPr>
+    </w:lvl>
+    <w:lvl w:ilvl="1">
+      <w:start w:val="1"/>
+      <w:numFmt w:val="lowerLetter"/>
+      <w:lvlText w:val="(%2)"/>
+      <w:lvlJc w:val="left"/>
+      <w:pPr>
+        <w:ind w:left="1440" w:hanging="480"/>
+      </w:pPr>
+    </w:lvl>
+    <w:lvl w:ilvl="2">
+      <w:start w:val="1"/>
+      <w:numFmt w:val="lowerLetter"/>
+      <w:lvlText w:val="(%3)"/>
+      <w:lvlJc w:val="left"/>
+      <w:pPr>
+        <w:ind w:left="2160" w:hanging="480"/>
+      </w:pPr>
+    </w:lvl>
+    <w:lvl w:ilvl="3">
+      <w:start w:val="1"/>
+      <w:numFmt w:val="lowerLetter"/>
+      <w:lvlText w:val="(%4)"/>
+      <w:lvlJc w:val="left"/>
+      <w:pPr>
+        <w:ind w:left="2880" w:hanging="480"/>
+      </w:pPr>
+    </w:lvl>
+    <w:lvl w:ilvl="4">
+      <w:start w:val="1"/>
+      <w:numFmt w:val="lowerLetter"/>
+      <w:lvlText w:val="(%5)"/>
+      <w:lvlJc w:val="left"/>
+      <w:pPr>
+        <w:ind w:left="3600" w:hanging="480"/>
+      </w:pPr>
+    </w:lvl>
+    <w:lvl w:ilvl="5">
+      <w:start w:val="1"/>
+      <w:numFmt w:val="lowerLetter"/>
+      <w:lvlText w:val="(%6)"/>
+      <w:lvlJc w:val="left"/>
+      <w:pPr>
+        <w:ind w:left="4320" w:hanging="480"/>
+      </w:pPr>
+    </w:lvl>
+    <w:lvl w:ilvl="6">
+      <w:start w:val="1"/>
+      <w:numFmt w:val="lowerLetter"/>
+      <w:lvlText w:val="(%7)"/>
+      <w:lvlJc w:val="left"/>
+      <w:pPr>
+        <w:ind w:left="5040" w:hanging="480"/>
+      </w:pPr>
+    </w:lvl>
+    <w:lvl w:ilvl="7">
+      <w:start w:val="1"/>
+      <w:numFmt w:val="lowerLetter"/>
+      <w:lvlText w:val="(%8)"/>
+      <w:lvlJc w:val="left"/>
+      <w:pPr>
+        <w:ind w:left="5760" w:hanging="480"/>
+      </w:pPr>
+    </w:lvl>
+    <w:lvl w:ilvl="8">
+      <w:start w:val="1"/>
+      <w:numFmt w:val="lowerLetter"/>
+      <w:lvlText w:val="(%9)"/>
+      <w:lvlJc w:val="left"/>
+      <w:pPr>
+        <w:ind w:left="6480" w:hanging="480"/>
+      </w:pPr>
+    </w:lvl>
+  </w:abstractNum>
+  <w:abstractNum w:abstractNumId="992010">
+    <w:nsid w:val="A992010"/>
+    <w:multiLevelType w:val="multilevel"/>
+    <w:lvl w:ilvl="0">
+      <w:start w:val="10"/>
+      <w:numFmt w:val="decimal"/>
+      <w:lvlText w:val="%1."/>
+      <w:lvlJc w:val="left"/>
+      <w:pPr>
+        <w:ind w:left="720" w:hanging="480"/>
+      </w:pPr>
+    </w:lvl>
+    <w:lvl w:ilvl="1">
+      <w:start w:val="10"/>
+      <w:numFmt w:val="lowerLetter"/>
+      <w:lvlText w:val="%2."/>
+      <w:lvlJc w:val="left"/>
+      <w:pPr>
+        <w:ind w:left="1440" w:hanging="480"/>
+      </w:pPr>
+    </w:lvl>
+    <w:lvl w:ilvl="2">
+      <w:start w:val="10"/>
+      <w:numFmt w:val="lowerRoman"/>
+      <w:lvlText w:val="%3."/>
+      <w:lvlJc w:val="left"/>
+      <w:pPr>
+        <w:ind w:left="2160" w:hanging="480"/>
+      </w:pPr>
+    </w:lvl>
+    <w:lvl w:ilvl="3">
+      <w:start w:val="10"/>
+      <w:numFmt w:val="decimal"/>
+      <w:lvlText w:val="%4."/>
+      <w:lvlJc w:val="left"/>
+      <w:pPr>
+        <w:ind w:left="2880" w:hanging="480"/>
+      </w:pPr>
+    </w:lvl>
+    <w:lvl w:ilvl="4">
+      <w:start w:val="10"/>
+      <w:numFmt w:val="lowerLetter"/>
+      <w:lvlText w:val="%5."/>
+      <w:lvlJc w:val="left"/>
+      <w:pPr>
+        <w:ind w:left="3600" w:hanging="480"/>
+      </w:pPr>
+    </w:lvl>
+    <w:lvl w:ilvl="5">
+      <w:start w:val="10"/>
+      <w:numFmt w:val="lowerRoman"/>
+      <w:lvlText w:val="%6."/>
+      <w:lvlJc w:val="left"/>
+      <w:pPr>
+        <w:ind w:left="4320" w:hanging="480"/>
+      </w:pPr>
+    </w:lvl>
+    <w:lvl w:ilvl="6">
+      <w:start w:val="10"/>
+      <w:numFmt w:val="decimal"/>
+      <w:lvlText w:val="%7."/>
+      <w:lvlJc w:val="left"/>
+      <w:pPr>
+        <w:ind w:left="5040" w:hanging="480"/>
+      </w:pPr>
+    </w:lvl>
+    <w:lvl w:ilvl="7">
+      <w:start w:val="10"/>
+      <w:numFmt w:val="lowerLetter"/>
+      <w:lvlText w:val="%8."/>
+      <w:lvlJc w:val="left"/>
+      <w:pPr>
+        <w:ind w:left="5760" w:hanging="480"/>
+      </w:pPr>
+    </w:lvl>
+    <w:lvl w:ilvl="8">
+      <w:start w:val="10"/>
+      <w:numFmt w:val="lowerRoman"/>
+      <w:lvlText w:val="%9."/>
+      <w:lvlJc w:val="left"/>
+      <w:pPr>
+        <w:ind w:left="6480" w:hanging="480"/>
+      </w:pPr>
+    </w:lvl>
+  </w:abstractNum>
   <w:num w:numId="1000">
     <w:abstractNumId w:val="990"/>
   </w:num>
@@ -1949,6 +2161,126 @@
     </w:lvlOverride>
     <w:lvlOverride w:ilvl="8">
       <w:startOverride w:val="1"/>
+    </w:lvlOverride>
+  </w:num>
+  <w:num w:numId="1002">
+    <w:abstractNumId w:val="99204"/>
+    <w:lvlOverride w:ilvl="0">
+      <w:startOverride w:val="4"/>
+    </w:lvlOverride>
+    <w:lvlOverride w:ilvl="1">
+      <w:startOverride w:val="4"/>
+    </w:lvlOverride>
+    <w:lvlOverride w:ilvl="2">
+      <w:startOverride w:val="4"/>
+    </w:lvlOverride>
+    <w:lvlOverride w:ilvl="3">
+      <w:startOverride w:val="4"/>
+    </w:lvlOverride>
+    <w:lvlOverride w:ilvl="4">
+      <w:startOverride w:val="4"/>
+    </w:lvlOverride>
+    <w:lvlOverride w:ilvl="5">
+      <w:startOverride w:val="4"/>
+    </w:lvlOverride>
+    <w:lvlOverride w:ilvl="6">
+      <w:startOverride w:val="4"/>
+    </w:lvlOverride>
+    <w:lvlOverride w:ilvl="7">
+      <w:startOverride w:val="4"/>
+    </w:lvlOverride>
+    <w:lvlOverride w:ilvl="8">
+      <w:startOverride w:val="4"/>
+    </w:lvlOverride>
+  </w:num>
+  <w:num w:numId="1003">
+    <w:abstractNumId w:val="99207"/>
+    <w:lvlOverride w:ilvl="0">
+      <w:startOverride w:val="7"/>
+    </w:lvlOverride>
+    <w:lvlOverride w:ilvl="1">
+      <w:startOverride w:val="7"/>
+    </w:lvlOverride>
+    <w:lvlOverride w:ilvl="2">
+      <w:startOverride w:val="7"/>
+    </w:lvlOverride>
+    <w:lvlOverride w:ilvl="3">
+      <w:startOverride w:val="7"/>
+    </w:lvlOverride>
+    <w:lvlOverride w:ilvl="4">
+      <w:startOverride w:val="7"/>
+    </w:lvlOverride>
+    <w:lvlOverride w:ilvl="5">
+      <w:startOverride w:val="7"/>
+    </w:lvlOverride>
+    <w:lvlOverride w:ilvl="6">
+      <w:startOverride w:val="7"/>
+    </w:lvlOverride>
+    <w:lvlOverride w:ilvl="7">
+      <w:startOverride w:val="7"/>
+    </w:lvlOverride>
+    <w:lvlOverride w:ilvl="8">
+      <w:startOverride w:val="7"/>
+    </w:lvlOverride>
+  </w:num>
+  <w:num w:numId="1004">
+    <w:abstractNumId w:val="99731"/>
+    <w:lvlOverride w:ilvl="0">
+      <w:startOverride w:val="1"/>
+    </w:lvlOverride>
+    <w:lvlOverride w:ilvl="1">
+      <w:startOverride w:val="1"/>
+    </w:lvlOverride>
+    <w:lvlOverride w:ilvl="2">
+      <w:startOverride w:val="1"/>
+    </w:lvlOverride>
+    <w:lvlOverride w:ilvl="3">
+      <w:startOverride w:val="1"/>
+    </w:lvlOverride>
+    <w:lvlOverride w:ilvl="4">
+      <w:startOverride w:val="1"/>
+    </w:lvlOverride>
+    <w:lvlOverride w:ilvl="5">
+      <w:startOverride w:val="1"/>
+    </w:lvlOverride>
+    <w:lvlOverride w:ilvl="6">
+      <w:startOverride w:val="1"/>
+    </w:lvlOverride>
+    <w:lvlOverride w:ilvl="7">
+      <w:startOverride w:val="1"/>
+    </w:lvlOverride>
+    <w:lvlOverride w:ilvl="8">
+      <w:startOverride w:val="1"/>
+    </w:lvlOverride>
+  </w:num>
+  <w:num w:numId="1005">
+    <w:abstractNumId w:val="992010"/>
+    <w:lvlOverride w:ilvl="0">
+      <w:startOverride w:val="10"/>
+    </w:lvlOverride>
+    <w:lvlOverride w:ilvl="1">
+      <w:startOverride w:val="10"/>
+    </w:lvlOverride>
+    <w:lvlOverride w:ilvl="2">
+      <w:startOverride w:val="10"/>
+    </w:lvlOverride>
+    <w:lvlOverride w:ilvl="3">
+      <w:startOverride w:val="10"/>
+    </w:lvlOverride>
+    <w:lvlOverride w:ilvl="4">
+      <w:startOverride w:val="10"/>
+    </w:lvlOverride>
+    <w:lvlOverride w:ilvl="5">
+      <w:startOverride w:val="10"/>
+    </w:lvlOverride>
+    <w:lvlOverride w:ilvl="6">
+      <w:startOverride w:val="10"/>
+    </w:lvlOverride>
+    <w:lvlOverride w:ilvl="7">
+      <w:startOverride w:val="10"/>
+    </w:lvlOverride>
+    <w:lvlOverride w:ilvl="8">
+      <w:startOverride w:val="10"/>
     </w:lvlOverride>
   </w:num>
 </w:numbering>
@@ -2478,7 +2810,7 @@
     <w:name w:val="Hyperlink"/>
     <w:basedOn w:val="BodyTextChar"/>
     <w:rPr>
-      <w:color w:val="1F4E9A"/>
+      <w:color w:val="000000"/>
       <w:u w:val="none"/>
     </w:rPr>
   </w:style>
